--- a/hardware/procesor-limbaj masina - memorii.docx
+++ b/hardware/procesor-limbaj masina - memorii.docx
@@ -449,7 +449,7 @@
         <w:rPr>
           <w:color w:val="800080"/>
         </w:rPr>
-        <w:t>Acest "machine language" care este unic pentru fiecare arhitectura practic se refera la modul in care au fost "hardcodate" instructiunile de tip "cod masina" pe care le face CPU-ul</w:t>
+        <w:t>Acest "machine language" care este unic pentru fiecare arhitectura practic se refera la modul in care au fost "hardcodate" instructiunile de tip "cod masina" pe care le face CPU-ul, cum sunt folositi registrii, etc...</w:t>
       </w:r>
     </w:p>
     <w:p>
@@ -503,7 +503,7 @@
         <w:rPr>
           <w:color w:val="FFFFFF"/>
         </w:rPr>
-        <w:t>Pentru ahitectura X aceasta instructiune poate insemna "Citeste informatie de la registrul pe care i-ai primit ca argument pe bitii [0-6] si mai fa ceva..."</w:t>
+        <w:t>Pentru ahitectura X aceasta instructiune poate insemna "Citeste informatie de la registrul pe care i-ai primit ca argument la bitii [0-6] si mai fa ceva..."</w:t>
       </w:r>
     </w:p>
     <w:p>
@@ -534,7 +534,7 @@
         <w:rPr>
           <w:color w:val="FFFFFF"/>
         </w:rPr>
-        <w:t xml:space="preserve">Pe o alta arhitectura X1, acelasi cod poate inseamna "Intra intr-un registru si inmulteste-l cu 2". </w:t>
+        <w:t xml:space="preserve">Pe o alta arhitectura X1, acelasi cod poate inseamna "Intra intr-un registru si inmulteste datele din el cu 2". </w:t>
       </w:r>
     </w:p>
     <w:p>
@@ -576,11 +576,7 @@
       </w:pPr>
       <w:r>
         <w:rPr/>
-        <w:t>-Numarul de biti intr-un cod masina pot sa varieze. De exemplu, unele CPU pot sa proceseze doar instructiuni pe 32 de biti, in timp ce unele CPU pot sa proceseze instrictiuni de dimensiuni variabile(cum sunt cele din familia x86 de exemplu</w:t>
-      </w:r>
-      <w:r>
-        <w:rPr/>
-        <w:t>)</w:t>
+        <w:t>-Numarul de biti intr-un cod masina pot sa varieze. De exemplu, unele CPU pot sa proceseze doar instructiuni pe 32 de biti, in timp ce unele CPU pot sa proceseze instrictiuni de dimensiuni variabile(cum sunt cele din familia x86 de exemplu)</w:t>
       </w:r>
     </w:p>
     <w:p>
@@ -2701,6 +2697,7 @@
     <w:rsid w:val="00334f18"/>
     <w:pPr>
       <w:widowControl/>
+      <w:suppressAutoHyphens w:val="true"/>
       <w:bidi w:val="0"/>
       <w:spacing w:lineRule="auto" w:line="276" w:before="0" w:after="160"/>
       <w:jc w:val="left"/>
